--- a/Zerde_ZhI_frazeologizm/Zertteu_kundeligi.docx
+++ b/Zerde_ZhI_frazeologizm/Zertteu_kundeligi.docx
@@ -100,23 +100,6 @@
         <w:t xml:space="preserve">Жобаның түрі: ☒ Жеке   ☐ Командалық</w:t>
       </w:r>
     </w:p>
-    <w:p>
-      <w:pPr>
-        <w:spacing w:after="120" w:before="60" w:line="276"/>
-        <w:jc w:val="both"/>
-      </w:pPr>
-      <w:r>
-        <w:rPr>
-          <w:rFonts w:ascii="Times New Roman" w:cs="Times New Roman" w:eastAsia="Times New Roman" w:hAnsi="Times New Roman"/>
-          <w:b w:val="false"/>
-          <w:bCs w:val="false"/>
-          <w:sz w:val="22"/>
-          <w:szCs w:val="22"/>
-          <w:highlight w:val="yellow"/>
-        </w:rPr>
-        <w:t xml:space="preserve">НҰСҚАУ (тапсыру алдында өшіріледі): Күнделікті зерттеу барысында нақты орындалған жұмыс бойынша толтырыңыз: күндерді, алынған деректерді және сәтсіз әрекеттерді өз сөзіңізбен жазыңыз. Төмендегі жолдар – жұмыс жоспары бойынша дайындалған үлгі; орындалмаған жолды өшіріп, қажет болса жаңа жол қосыңыз.</w:t>
-      </w:r>
-    </w:p>
     <w:tbl>
       <w:tblPr>
         <w:tblW w:type="dxa" w:w="14570"/>
@@ -455,9 +438,8 @@
                 <w:bCs w:val="false"/>
                 <w:sz w:val="22"/>
                 <w:szCs w:val="22"/>
-                <w:highlight w:val="yellow"/>
-              </w:rPr>
-              <w:t xml:space="preserve">[күні]</w:t>
+              </w:rPr>
+              <w:t xml:space="preserve">2026 ж. қыркүйек</w:t>
             </w:r>
           </w:p>
         </w:tc>
@@ -524,19 +506,8 @@
                 <w:bCs w:val="false"/>
                 <w:sz w:val="22"/>
                 <w:szCs w:val="22"/>
-                <w:highlight w:val="yellow"/>
-              </w:rPr>
-              <w:t xml:space="preserve">[Тақырыпты таңдауға не түрткі болды: мысалы, ЖИ-ден тіркестің мағынасын сұрағанда не байқадым]</w:t>
-            </w:r>
-            <w:r>
-              <w:rPr>
-                <w:rFonts w:ascii="Times New Roman" w:cs="Times New Roman" w:eastAsia="Times New Roman" w:hAnsi="Times New Roman"/>
-                <w:b w:val="false"/>
-                <w:bCs w:val="false"/>
-                <w:sz w:val="22"/>
-                <w:szCs w:val="22"/>
-              </w:rPr>
-              <w:t xml:space="preserve">. Жетекшімен ақылдастым</w:t>
+              </w:rPr>
+              <w:t xml:space="preserve">Сабаққа дайындалғанда ЖИ-ден тұрақты тіркестің мағынасын сұрап көрдім. ЖИ-дің жауабына қаншалықты сенуге болатынын тексергім келді. Жетекшіммен ақылдастым</w:t>
             </w:r>
           </w:p>
         </w:tc>
@@ -603,9 +574,8 @@
                 <w:bCs w:val="false"/>
                 <w:sz w:val="22"/>
                 <w:szCs w:val="22"/>
-                <w:highlight w:val="yellow"/>
-              </w:rPr>
-              <w:t xml:space="preserve">[Қиындық болса жазыңыз; болмаса: «Қиындық болған жоқ»]</w:t>
+              </w:rPr>
+              <w:t xml:space="preserve">Алғашында мақал-мәтелдерді де алғым келді, бірақ жұмыс тым үлкен болатындықтан, тек тұрақты тіркестермен шектелдім</w:t>
             </w:r>
           </w:p>
         </w:tc>
@@ -711,9 +681,8 @@
                 <w:bCs w:val="false"/>
                 <w:sz w:val="22"/>
                 <w:szCs w:val="22"/>
-                <w:highlight w:val="yellow"/>
-              </w:rPr>
-              <w:t xml:space="preserve">[күні]</w:t>
+              </w:rPr>
+              <w:t xml:space="preserve">2026 ж. қыркүйек</w:t>
             </w:r>
           </w:p>
         </w:tc>
@@ -781,7 +750,7 @@
                 <w:sz w:val="22"/>
                 <w:szCs w:val="22"/>
               </w:rPr>
-              <w:t xml:space="preserve">І. Кеңесбаев сөздігін, фразеология туралы оқулықты, ЖИ туралы мақалаларды оқыдым, конспект жаздым</w:t>
+              <w:t xml:space="preserve">Оқулықты, І. Кеңесбаевтың фразеологиялық сөздігін, ЖИ туралы мақалаларды оқыдым, негізгі ойларын жазып алдым</w:t>
             </w:r>
           </w:p>
         </w:tc>
@@ -815,7 +784,7 @@
                 <w:sz w:val="22"/>
                 <w:szCs w:val="22"/>
               </w:rPr>
-              <w:t xml:space="preserve">Дереккөздер тізімі (15 дереккөз), 1.1–1.3-бөлімдердің жоспары</w:t>
+              <w:t xml:space="preserve">15 дереккөз, 1.1–1.3-бөлімдердің жоспары</w:t>
             </w:r>
           </w:p>
         </w:tc>
@@ -848,9 +817,8 @@
                 <w:bCs w:val="false"/>
                 <w:sz w:val="22"/>
                 <w:szCs w:val="22"/>
-                <w:highlight w:val="yellow"/>
-              </w:rPr>
-              <w:t xml:space="preserve">[Мысалы: ағылшын тіліндегі мақалаларды түсіну қиын болды – аннотациясын сөздікпен аудардым]</w:t>
+              </w:rPr>
+              <w:t xml:space="preserve">Ағылшын тіліндегі мақалаларды түсіну қиын болды, негізгі ойларын жетекшіммен бірге талдадым</w:t>
             </w:r>
           </w:p>
         </w:tc>
@@ -956,9 +924,8 @@
                 <w:bCs w:val="false"/>
                 <w:sz w:val="22"/>
                 <w:szCs w:val="22"/>
-                <w:highlight w:val="yellow"/>
-              </w:rPr>
-              <w:t xml:space="preserve">[күні]</w:t>
+              </w:rPr>
+              <w:t xml:space="preserve">2026 ж. қыркүйек</w:t>
             </w:r>
           </w:p>
         </w:tc>
@@ -1025,19 +992,8 @@
                 <w:bCs w:val="false"/>
                 <w:sz w:val="22"/>
                 <w:szCs w:val="22"/>
-                <w:highlight w:val="yellow"/>
-              </w:rPr>
-              <w:t xml:space="preserve">[Қай оқулықтан, сөздіктен, сайттан]</w:t>
-            </w:r>
-            <w:r>
-              <w:rPr>
-                <w:rFonts w:ascii="Times New Roman" w:cs="Times New Roman" w:eastAsia="Times New Roman" w:hAnsi="Times New Roman"/>
-                <w:b w:val="false"/>
-                <w:bCs w:val="false"/>
-                <w:sz w:val="22"/>
-                <w:szCs w:val="22"/>
-              </w:rPr>
-              <w:t xml:space="preserve"> тұрақты тіркестер мен олардың мағынасын жинадым, әліпби ретімен кестеге түсірдім</w:t>
+              </w:rPr>
+              <w:t xml:space="preserve">Тұрақты тіркестер мен олардың мағынасын жинап, әліпби ретімен кестеге түсірдім, мағыналық топтарға бөлдім</w:t>
             </w:r>
           </w:p>
         </w:tc>
@@ -1071,7 +1027,7 @@
                 <w:sz w:val="22"/>
                 <w:szCs w:val="22"/>
               </w:rPr>
-              <w:t xml:space="preserve">294 тіркестен тұратын тізбе (А қосымшасы), 22 мағыналық топ (Ә қосымшасы)</w:t>
+              <w:t xml:space="preserve">294 тіркестен тұратын тізбе (А қосымшасы), 22 мағыналық топта 182 тіркес (Ә қосымшасы)</w:t>
             </w:r>
           </w:p>
         </w:tc>
@@ -1104,9 +1060,8 @@
                 <w:bCs w:val="false"/>
                 <w:sz w:val="22"/>
                 <w:szCs w:val="22"/>
-                <w:highlight w:val="yellow"/>
-              </w:rPr>
-              <w:t xml:space="preserve">[Мысалы: кейбір тіркестердің жазылуы әр дереккөзде әртүрлі болды – сөздік бойынша түзеттім]</w:t>
+              </w:rPr>
+              <w:t xml:space="preserve">Кейбір тіркестерде жазу қатесі болды (мысалы, «ажл оғы» – «ажал оғы»), оларды сөздік бойынша түзеттім</w:t>
             </w:r>
           </w:p>
         </w:tc>
@@ -1212,9 +1167,8 @@
                 <w:bCs w:val="false"/>
                 <w:sz w:val="22"/>
                 <w:szCs w:val="22"/>
-                <w:highlight w:val="yellow"/>
-              </w:rPr>
-              <w:t xml:space="preserve">[күні]</w:t>
+              </w:rPr>
+              <w:t xml:space="preserve">2026 ж. қыркүйек</w:t>
             </w:r>
           </w:p>
         </w:tc>
@@ -1248,7 +1202,7 @@
                 <w:sz w:val="22"/>
                 <w:szCs w:val="22"/>
               </w:rPr>
-              <w:t xml:space="preserve">Мағыналарды тексеру</w:t>
+              <w:t xml:space="preserve">Тірек сөздерді санау. Мақсаты – қай сөздер бейне ретінде жиі алынатынын анықтау</w:t>
             </w:r>
           </w:p>
         </w:tc>
@@ -1282,7 +1236,7 @@
                 <w:sz w:val="22"/>
                 <w:szCs w:val="22"/>
               </w:rPr>
-              <w:t xml:space="preserve">Тізбедегі әр тіркестің мағынасын Кеңесбаев сөздігінен және түсіндірме сөздіктен тексердім</w:t>
+              <w:t xml:space="preserve">Әр тіркестен дене мүшесі мен жануар атауларын іздеп, санадым</w:t>
             </w:r>
           </w:p>
         </w:tc>
@@ -1315,40 +1269,8 @@
                 <w:bCs w:val="false"/>
                 <w:sz w:val="22"/>
                 <w:szCs w:val="22"/>
-                <w:highlight w:val="yellow"/>
-              </w:rPr>
-              <w:t xml:space="preserve">[___]</w:t>
-            </w:r>
-            <w:r>
-              <w:rPr>
-                <w:rFonts w:ascii="Times New Roman" w:cs="Times New Roman" w:eastAsia="Times New Roman" w:hAnsi="Times New Roman"/>
-                <w:b w:val="false"/>
-                <w:bCs w:val="false"/>
-                <w:sz w:val="22"/>
-                <w:szCs w:val="22"/>
-              </w:rPr>
-              <w:t xml:space="preserve"> тіркестің мағынасы нақтыланды, </w:t>
-            </w:r>
-            <w:r>
-              <w:rPr>
-                <w:rFonts w:ascii="Times New Roman" w:cs="Times New Roman" w:eastAsia="Times New Roman" w:hAnsi="Times New Roman"/>
-                <w:b w:val="false"/>
-                <w:bCs w:val="false"/>
-                <w:sz w:val="22"/>
-                <w:szCs w:val="22"/>
-                <w:highlight w:val="yellow"/>
-              </w:rPr>
-              <w:t xml:space="preserve">[___]</w:t>
-            </w:r>
-            <w:r>
-              <w:rPr>
-                <w:rFonts w:ascii="Times New Roman" w:cs="Times New Roman" w:eastAsia="Times New Roman" w:hAnsi="Times New Roman"/>
-                <w:b w:val="false"/>
-                <w:bCs w:val="false"/>
-                <w:sz w:val="22"/>
-                <w:szCs w:val="22"/>
-              </w:rPr>
-              <w:t xml:space="preserve"> тіркес тізбеден алынды</w:t>
+              </w:rPr>
+              <w:t xml:space="preserve">123 тіркесте (41,8%) дене мүшесі, 34 тіркесте (11,6%) жануар атауы бар; ең жиісі – «көз» (28). 3-сурет</w:t>
             </w:r>
           </w:p>
         </w:tc>
@@ -1381,9 +1303,8 @@
                 <w:bCs w:val="false"/>
                 <w:sz w:val="22"/>
                 <w:szCs w:val="22"/>
-                <w:highlight w:val="yellow"/>
-              </w:rPr>
-              <w:t xml:space="preserve">[Сөздікте табылмаған тіркестерді не істедім?]</w:t>
+              </w:rPr>
+              <w:t xml:space="preserve">Сөздің әртүрлі тұлғаларын (көз, көзі, көзге) бір сөз ретінде санау керек екенін түсіндім</w:t>
             </w:r>
           </w:p>
         </w:tc>
@@ -1489,9 +1410,8 @@
                 <w:bCs w:val="false"/>
                 <w:sz w:val="22"/>
                 <w:szCs w:val="22"/>
-                <w:highlight w:val="yellow"/>
-              </w:rPr>
-              <w:t xml:space="preserve">[күні]</w:t>
+              </w:rPr>
+              <w:t xml:space="preserve">2026 ж. қыркүйек</w:t>
             </w:r>
           </w:p>
         </w:tc>
@@ -1525,7 +1445,7 @@
                 <w:sz w:val="22"/>
                 <w:szCs w:val="22"/>
               </w:rPr>
-              <w:t xml:space="preserve">Тірек сөздерді санау. Мақсаты – қай сөздер бейне ретінде жиі алынатынын анықтау</w:t>
+              <w:t xml:space="preserve">Тәжірибе жоспарын құру</w:t>
             </w:r>
           </w:p>
         </w:tc>
@@ -1559,7 +1479,7 @@
                 <w:sz w:val="22"/>
                 <w:szCs w:val="22"/>
               </w:rPr>
-              <w:t xml:space="preserve">Әр тіркестен дене мүшесі мен жануар атауларын іздеп, санадым</w:t>
+              <w:t xml:space="preserve">30 тіркес таңдап, үш топқа бөлдім; сұраныстардың мәтінін, бағалау шкаласын және қате түрлерін жазып алдым; тәжірибе кестесін дайындадым</w:t>
             </w:r>
           </w:p>
         </w:tc>
@@ -1593,7 +1513,7 @@
                 <w:sz w:val="22"/>
                 <w:szCs w:val="22"/>
               </w:rPr>
-              <w:t xml:space="preserve">123 тіркесте (41,8%) дене мүшесі, 34 тіркесте (11,6%) жануар атауы бар; ең жиісі – «көз» (28). 3-сурет</w:t>
+              <w:t xml:space="preserve">4-кесте (30 тіркес), 5-кесте (шкала), тәжірибе кестесі</w:t>
             </w:r>
           </w:p>
         </w:tc>
@@ -1627,7 +1547,7 @@
                 <w:sz w:val="22"/>
                 <w:szCs w:val="22"/>
               </w:rPr>
-              <w:t xml:space="preserve">Сөздің әртүрлі тұлғаларын (көз, көзі, көзге) бір сөз ретінде санау керек екенін түсіндім</w:t>
+              <w:t xml:space="preserve">Бағалау ережесін тәжірибеден бұрын жазып алу керек екенін түсіндім, әйтпесе балл қою әділ болмайды</w:t>
             </w:r>
           </w:p>
         </w:tc>
@@ -1733,9 +1653,8 @@
                 <w:bCs w:val="false"/>
                 <w:sz w:val="22"/>
                 <w:szCs w:val="22"/>
-                <w:highlight w:val="yellow"/>
-              </w:rPr>
-              <w:t xml:space="preserve">[күні]</w:t>
+              </w:rPr>
+              <w:t xml:space="preserve">2026 ж. қыркүйек</w:t>
             </w:r>
           </w:p>
         </w:tc>
@@ -1769,7 +1688,7 @@
                 <w:sz w:val="22"/>
                 <w:szCs w:val="22"/>
               </w:rPr>
-              <w:t xml:space="preserve">Тәжірибе жоспарын құру</w:t>
+              <w:t xml:space="preserve">ЖИ құралдарын таңдау</w:t>
             </w:r>
           </w:p>
         </w:tc>
@@ -1803,7 +1722,7 @@
                 <w:sz w:val="22"/>
                 <w:szCs w:val="22"/>
               </w:rPr>
-              <w:t xml:space="preserve">30 тіркес іріктеп, үш топқа бөлдім; бағалау шкаласы мен қате түрлерін анықтадым; жетекшімен талқыладым</w:t>
+              <w:t xml:space="preserve">Тегін әрі қазақша жауап беретін үш чат-ботты таңдадым: ChatGPT, DeepSeek, Gemini</w:t>
             </w:r>
           </w:p>
         </w:tc>
@@ -1837,7 +1756,7 @@
                 <w:sz w:val="22"/>
                 <w:szCs w:val="22"/>
               </w:rPr>
-              <w:t xml:space="preserve">4-кесте (30 тіркес), 5-кесте (шкала), тәжірибе кестесі (Excel)</w:t>
+              <w:t xml:space="preserve">ЖИ-1 – ChatGPT, ЖИ-2 – DeepSeek, ЖИ-3 – Gemini</w:t>
             </w:r>
           </w:p>
         </w:tc>
@@ -1870,9 +1789,8 @@
                 <w:bCs w:val="false"/>
                 <w:sz w:val="22"/>
                 <w:szCs w:val="22"/>
-                <w:highlight w:val="yellow"/>
-              </w:rPr>
-              <w:t xml:space="preserve">[Жетекшімен талқылағаннан кейін не өзгертілді?]</w:t>
+              </w:rPr>
+              <w:t xml:space="preserve">Сұраныстарда жеке мәлімет жазбауға келістік</w:t>
             </w:r>
           </w:p>
         </w:tc>
@@ -1978,9 +1896,8 @@
                 <w:bCs w:val="false"/>
                 <w:sz w:val="22"/>
                 <w:szCs w:val="22"/>
-                <w:highlight w:val="yellow"/>
-              </w:rPr>
-              <w:t xml:space="preserve">[күні]</w:t>
+              </w:rPr>
+              <w:t xml:space="preserve">2026 ж. қыркүйек</w:t>
             </w:r>
           </w:p>
         </w:tc>
@@ -2014,7 +1931,7 @@
                 <w:sz w:val="22"/>
                 <w:szCs w:val="22"/>
               </w:rPr>
-              <w:t xml:space="preserve">Сынақ тәжірибе (пилот)</w:t>
+              <w:t xml:space="preserve">1-тәжірибе: мағынасын түсіндіру</w:t>
             </w:r>
           </w:p>
         </w:tc>
@@ -2048,7 +1965,7 @@
                 <w:sz w:val="22"/>
                 <w:szCs w:val="22"/>
               </w:rPr>
-              <w:t xml:space="preserve">Сұранысты 2–3 тіркеспен сынап көрдім</w:t>
+              <w:t xml:space="preserve">Үш ЖИ-ге 30 тіркестің әрқайсысын жаңа чатта сұрадым, жауаптарын кестеге жазып, сөздікпен салыстырып балл қойдым</w:t>
             </w:r>
           </w:p>
         </w:tc>
@@ -2081,9 +1998,8 @@
                 <w:bCs w:val="false"/>
                 <w:sz w:val="22"/>
                 <w:szCs w:val="22"/>
-                <w:highlight w:val="yellow"/>
-              </w:rPr>
-              <w:t xml:space="preserve">[Не байқадым? Мысалы: ЖИ тым ұзақ жауап берді]</w:t>
+              </w:rPr>
+              <w:t xml:space="preserve">90 жауап: 83 дұрыс, 3 жартылай дұрыс, 4 қате. Сапа көрсеткіші: ChatGPT – 96,7%, DeepSeek – 93,3%, Gemini – 91,7%</w:t>
             </w:r>
           </w:p>
         </w:tc>
@@ -2116,9 +2032,8 @@
                 <w:bCs w:val="false"/>
                 <w:sz w:val="22"/>
                 <w:szCs w:val="22"/>
-                <w:highlight w:val="yellow"/>
-              </w:rPr>
-              <w:t xml:space="preserve">[Сұраныс мәтіні өзгерді ме? Қалай?]</w:t>
+              </w:rPr>
+              <w:t xml:space="preserve">ЖИ-дің жауаптары ұзақ болды, кестеге қысқартып жаздым. Кейін кестені тексергенде Gemini-дің «айдарынан жел есу» жауабына балл қойылмай қалғанын байқадым, сөздікпен салыстырып 2 балл қойдым</w:t>
             </w:r>
           </w:p>
         </w:tc>
@@ -2224,9 +2139,8 @@
                 <w:bCs w:val="false"/>
                 <w:sz w:val="22"/>
                 <w:szCs w:val="22"/>
-                <w:highlight w:val="yellow"/>
-              </w:rPr>
-              <w:t xml:space="preserve">[күні]</w:t>
+              </w:rPr>
+              <w:t xml:space="preserve">2026 ж. қыркүйек</w:t>
             </w:r>
           </w:p>
         </w:tc>
@@ -2260,7 +2174,7 @@
                 <w:sz w:val="22"/>
                 <w:szCs w:val="22"/>
               </w:rPr>
-              <w:t xml:space="preserve">1-тәжірибе: ЖИ-1</w:t>
+              <w:t xml:space="preserve">1-тәжірибенің қорытындысы</w:t>
             </w:r>
           </w:p>
         </w:tc>
@@ -2294,7 +2208,7 @@
                 <w:sz w:val="22"/>
                 <w:szCs w:val="22"/>
               </w:rPr>
-              <w:t xml:space="preserve">ЖИ-1-ге 30 сұраныс бердім (әр жолы жаңа чат), скриншоттарды сақтадым, балл қойдым</w:t>
+              <w:t xml:space="preserve">Қате жауаптарды топтарға бөліп қарадым</w:t>
             </w:r>
           </w:p>
         </w:tc>
@@ -2328,28 +2242,7 @@
                 <w:sz w:val="22"/>
                 <w:szCs w:val="22"/>
               </w:rPr>
-              <w:t xml:space="preserve">30 жауап; сапа көрсеткіші </w:t>
-            </w:r>
-            <w:r>
-              <w:rPr>
-                <w:rFonts w:ascii="Times New Roman" w:cs="Times New Roman" w:eastAsia="Times New Roman" w:hAnsi="Times New Roman"/>
-                <w:b w:val="false"/>
-                <w:bCs w:val="false"/>
-                <w:sz w:val="22"/>
-                <w:szCs w:val="22"/>
-                <w:highlight w:val="yellow"/>
-              </w:rPr>
-              <w:t xml:space="preserve">[___]</w:t>
-            </w:r>
-            <w:r>
-              <w:rPr>
-                <w:rFonts w:ascii="Times New Roman" w:cs="Times New Roman" w:eastAsia="Times New Roman" w:hAnsi="Times New Roman"/>
-                <w:b w:val="false"/>
-                <w:bCs w:val="false"/>
-                <w:sz w:val="22"/>
-                <w:szCs w:val="22"/>
-              </w:rPr>
-              <w:t xml:space="preserve">%</w:t>
+              <w:t xml:space="preserve">4 қате жауаптың бәрі Б тобында («жер қаптыру», «есек құрты мұртына түсу», «айдарынан жел есу»); сөзбе-сөз түсіндіру кездеспеді</w:t>
             </w:r>
           </w:p>
         </w:tc>
@@ -2382,9 +2275,8 @@
                 <w:bCs w:val="false"/>
                 <w:sz w:val="22"/>
                 <w:szCs w:val="22"/>
-                <w:highlight w:val="yellow"/>
-              </w:rPr>
-              <w:t xml:space="preserve">[Қиындықтар]</w:t>
+              </w:rPr>
+              <w:t xml:space="preserve">Болжамым толық расталмады: ЖИ тіркестерді сөзбе-сөз түсіндірмеді, бірақ сенімді түрде қате мағына берді</w:t>
             </w:r>
           </w:p>
         </w:tc>
@@ -2490,9 +2382,8 @@
                 <w:bCs w:val="false"/>
                 <w:sz w:val="22"/>
                 <w:szCs w:val="22"/>
-                <w:highlight w:val="yellow"/>
-              </w:rPr>
-              <w:t xml:space="preserve">[күні]</w:t>
+              </w:rPr>
+              <w:t xml:space="preserve">2026 ж. қыркүйек</w:t>
             </w:r>
           </w:p>
         </w:tc>
@@ -2526,7 +2417,7 @@
                 <w:sz w:val="22"/>
                 <w:szCs w:val="22"/>
               </w:rPr>
-              <w:t xml:space="preserve">1-тәжірибе: ЖИ-2 және ЖИ-3</w:t>
+              <w:t xml:space="preserve">2-тәжірибе: синоним мен антоним</w:t>
             </w:r>
           </w:p>
         </w:tc>
@@ -2560,7 +2451,7 @@
                 <w:sz w:val="22"/>
                 <w:szCs w:val="22"/>
               </w:rPr>
-              <w:t xml:space="preserve">ЖИ-2 мен ЖИ-3-ке сол 30 сұранысты бердім, балл қойдым</w:t>
+              <w:t xml:space="preserve">Үш ЖИ-ге 6 тапсырма бердім, атаған тіркестерін сөздікпен салыстырдым</w:t>
             </w:r>
           </w:p>
         </w:tc>
@@ -2594,49 +2485,7 @@
                 <w:sz w:val="22"/>
                 <w:szCs w:val="22"/>
               </w:rPr>
-              <w:t xml:space="preserve">60 жауап; сапа көрсеткіші </w:t>
-            </w:r>
-            <w:r>
-              <w:rPr>
-                <w:rFonts w:ascii="Times New Roman" w:cs="Times New Roman" w:eastAsia="Times New Roman" w:hAnsi="Times New Roman"/>
-                <w:b w:val="false"/>
-                <w:bCs w:val="false"/>
-                <w:sz w:val="22"/>
-                <w:szCs w:val="22"/>
-                <w:highlight w:val="yellow"/>
-              </w:rPr>
-              <w:t xml:space="preserve">[___]</w:t>
-            </w:r>
-            <w:r>
-              <w:rPr>
-                <w:rFonts w:ascii="Times New Roman" w:cs="Times New Roman" w:eastAsia="Times New Roman" w:hAnsi="Times New Roman"/>
-                <w:b w:val="false"/>
-                <w:bCs w:val="false"/>
-                <w:sz w:val="22"/>
-                <w:szCs w:val="22"/>
-              </w:rPr>
-              <w:t xml:space="preserve">% және </w:t>
-            </w:r>
-            <w:r>
-              <w:rPr>
-                <w:rFonts w:ascii="Times New Roman" w:cs="Times New Roman" w:eastAsia="Times New Roman" w:hAnsi="Times New Roman"/>
-                <w:b w:val="false"/>
-                <w:bCs w:val="false"/>
-                <w:sz w:val="22"/>
-                <w:szCs w:val="22"/>
-                <w:highlight w:val="yellow"/>
-              </w:rPr>
-              <w:t xml:space="preserve">[___]</w:t>
-            </w:r>
-            <w:r>
-              <w:rPr>
-                <w:rFonts w:ascii="Times New Roman" w:cs="Times New Roman" w:eastAsia="Times New Roman" w:hAnsi="Times New Roman"/>
-                <w:b w:val="false"/>
-                <w:bCs w:val="false"/>
-                <w:sz w:val="22"/>
-                <w:szCs w:val="22"/>
-              </w:rPr>
-              <w:t xml:space="preserve">%</w:t>
+              <w:t xml:space="preserve">18 жауап; ChatGPT – 10, DeepSeek – 12, Gemini – 11 балл (12 балдан)</w:t>
             </w:r>
           </w:p>
         </w:tc>
@@ -2669,9 +2518,8 @@
                 <w:bCs w:val="false"/>
                 <w:sz w:val="22"/>
                 <w:szCs w:val="22"/>
-                <w:highlight w:val="yellow"/>
-              </w:rPr>
-              <w:t xml:space="preserve">[Қиындықтар]</w:t>
+              </w:rPr>
+              <w:t xml:space="preserve">«Ажары кірді» нақты тіркес болғанымен, мағынасы «қуанды» емес екенін сөздіктен анықтап, 1 балл қойдым</w:t>
             </w:r>
           </w:p>
         </w:tc>
@@ -2777,9 +2625,8 @@
                 <w:bCs w:val="false"/>
                 <w:sz w:val="22"/>
                 <w:szCs w:val="22"/>
-                <w:highlight w:val="yellow"/>
-              </w:rPr>
-              <w:t xml:space="preserve">[күні]</w:t>
+              </w:rPr>
+              <w:t xml:space="preserve">2026 ж. қыркүйек</w:t>
             </w:r>
           </w:p>
         </w:tc>
@@ -2813,7 +2660,7 @@
                 <w:sz w:val="22"/>
                 <w:szCs w:val="22"/>
               </w:rPr>
-              <w:t xml:space="preserve">2-тәжірибе: синоним мен антоним</w:t>
+              <w:t xml:space="preserve">3-тәжірибе: мағыналық топ бойынша тіркес атау</w:t>
             </w:r>
           </w:p>
         </w:tc>
@@ -2847,7 +2694,7 @@
                 <w:sz w:val="22"/>
                 <w:szCs w:val="22"/>
               </w:rPr>
-              <w:t xml:space="preserve">Үш ЖИ-ге 6 тапсырма бердім, жауаптарды сөздікпен салыстырдым</w:t>
+              <w:t xml:space="preserve">Үш ЖИ-ден 5 топ бойынша 5 тіркестен сұрадым, әр тіркесті сөздіктен және өз тізбемнен іздедім</w:t>
             </w:r>
           </w:p>
         </w:tc>
@@ -2881,7 +2728,7 @@
                 <w:sz w:val="22"/>
                 <w:szCs w:val="22"/>
               </w:rPr>
-              <w:t xml:space="preserve">18 жауап; нәтиже 9-кестеде</w:t>
+              <w:t xml:space="preserve">74 тіркес; 60-і дұрыс, 2-і басқа мағынада, 12-і тұрақты тіркес емес</w:t>
             </w:r>
           </w:p>
         </w:tc>
@@ -2914,9 +2761,8 @@
                 <w:bCs w:val="false"/>
                 <w:sz w:val="22"/>
                 <w:szCs w:val="22"/>
-                <w:highlight w:val="yellow"/>
-              </w:rPr>
-              <w:t xml:space="preserve">[Қиындықтар]</w:t>
+              </w:rPr>
+              <w:t xml:space="preserve">DeepSeek «жақын жер» тобына 4 тіркес қана жазды. Кестеде тек қате тіркестерге код қойып, дұрыстарын бос қалдырдым, есептегенде оларды «Н» деп алдым</w:t>
             </w:r>
           </w:p>
         </w:tc>
@@ -3022,9 +2868,8 @@
                 <w:bCs w:val="false"/>
                 <w:sz w:val="22"/>
                 <w:szCs w:val="22"/>
-                <w:highlight w:val="yellow"/>
-              </w:rPr>
-              <w:t xml:space="preserve">[күні]</w:t>
+              </w:rPr>
+              <w:t xml:space="preserve">2026 ж. қыркүйек</w:t>
             </w:r>
           </w:p>
         </w:tc>
@@ -3058,7 +2903,7 @@
                 <w:sz w:val="22"/>
                 <w:szCs w:val="22"/>
               </w:rPr>
-              <w:t xml:space="preserve">3-тәжірибе: мағыналық топ бойынша тіркес атау</w:t>
+              <w:t xml:space="preserve">Нәтижелерді өңдеу</w:t>
             </w:r>
           </w:p>
         </w:tc>
@@ -3092,7 +2937,7 @@
                 <w:sz w:val="22"/>
                 <w:szCs w:val="22"/>
               </w:rPr>
-              <w:t xml:space="preserve">Үш ЖИ-ден 5 топ бойынша 5 тіркестен сұрадым, әр тіркесті сөздіктен іздедім</w:t>
+              <w:t xml:space="preserve">Қорытынды парағындағы есептеулерді тексердім, кестелер мен диаграммалар жасадым</w:t>
             </w:r>
           </w:p>
         </w:tc>
@@ -3126,18 +2971,7 @@
                 <w:sz w:val="22"/>
                 <w:szCs w:val="22"/>
               </w:rPr>
-              <w:t xml:space="preserve">75 тіркес; сөздікте жоқ тіркестер саны </w:t>
-            </w:r>
-            <w:r>
-              <w:rPr>
-                <w:rFonts w:ascii="Times New Roman" w:cs="Times New Roman" w:eastAsia="Times New Roman" w:hAnsi="Times New Roman"/>
-                <w:b w:val="false"/>
-                <w:bCs w:val="false"/>
-                <w:sz w:val="22"/>
-                <w:szCs w:val="22"/>
-                <w:highlight w:val="yellow"/>
-              </w:rPr>
-              <w:t xml:space="preserve">[___]</w:t>
+              <w:t xml:space="preserve">7–11-кестелер, 4–5-суреттер</w:t>
             </w:r>
           </w:p>
         </w:tc>
@@ -3170,9 +3004,8 @@
                 <w:bCs w:val="false"/>
                 <w:sz w:val="22"/>
                 <w:szCs w:val="22"/>
-                <w:highlight w:val="yellow"/>
-              </w:rPr>
-              <w:t xml:space="preserve">[Мысалы: кей тіркестің сөздікте бар-жоғын анықтау қиын болды]</w:t>
+              </w:rPr>
+              <w:t xml:space="preserve">Күмәнді жауаптарды жетекшіммен бірге қайта қарадым</w:t>
             </w:r>
           </w:p>
         </w:tc>
@@ -3278,9 +3111,8 @@
                 <w:bCs w:val="false"/>
                 <w:sz w:val="22"/>
                 <w:szCs w:val="22"/>
-                <w:highlight w:val="yellow"/>
-              </w:rPr>
-              <w:t xml:space="preserve">[күні]</w:t>
+              </w:rPr>
+              <w:t xml:space="preserve">2026 ж. қазан</w:t>
             </w:r>
           </w:p>
         </w:tc>
@@ -3314,7 +3146,7 @@
                 <w:sz w:val="22"/>
                 <w:szCs w:val="22"/>
               </w:rPr>
-              <w:t xml:space="preserve">Күмәнді жауаптарды қайта бағалау</w:t>
+              <w:t xml:space="preserve">Жадынама жасау</w:t>
             </w:r>
           </w:p>
         </w:tc>
@@ -3348,28 +3180,7 @@
                 <w:sz w:val="22"/>
                 <w:szCs w:val="22"/>
               </w:rPr>
-              <w:t xml:space="preserve">Күмәнді </w:t>
-            </w:r>
-            <w:r>
-              <w:rPr>
-                <w:rFonts w:ascii="Times New Roman" w:cs="Times New Roman" w:eastAsia="Times New Roman" w:hAnsi="Times New Roman"/>
-                <w:b w:val="false"/>
-                <w:bCs w:val="false"/>
-                <w:sz w:val="22"/>
-                <w:szCs w:val="22"/>
-                <w:highlight w:val="yellow"/>
-              </w:rPr>
-              <w:t xml:space="preserve">[___]</w:t>
-            </w:r>
-            <w:r>
-              <w:rPr>
-                <w:rFonts w:ascii="Times New Roman" w:cs="Times New Roman" w:eastAsia="Times New Roman" w:hAnsi="Times New Roman"/>
-                <w:b w:val="false"/>
-                <w:bCs w:val="false"/>
-                <w:sz w:val="22"/>
-                <w:szCs w:val="22"/>
-              </w:rPr>
-              <w:t xml:space="preserve"> жауапты жетекшімен бірге қайта қарадым</w:t>
+              <w:t xml:space="preserve">Тәжірибе нәтижесі бойынша 4 қадамнан тұратын жадынама құрастырдым</w:t>
             </w:r>
           </w:p>
         </w:tc>
@@ -3402,19 +3213,8 @@
                 <w:bCs w:val="false"/>
                 <w:sz w:val="22"/>
                 <w:szCs w:val="22"/>
-                <w:highlight w:val="yellow"/>
-              </w:rPr>
-              <w:t xml:space="preserve">[___]</w:t>
-            </w:r>
-            <w:r>
-              <w:rPr>
-                <w:rFonts w:ascii="Times New Roman" w:cs="Times New Roman" w:eastAsia="Times New Roman" w:hAnsi="Times New Roman"/>
-                <w:b w:val="false"/>
-                <w:bCs w:val="false"/>
-                <w:sz w:val="22"/>
-                <w:szCs w:val="22"/>
-              </w:rPr>
-              <w:t xml:space="preserve"> бағаның өзгергені / өзгермегені</w:t>
+              </w:rPr>
+              <w:t xml:space="preserve">«ЖИ-ге сен, бірақ тексер» жадынамасы (В қосымшасы)</w:t>
             </w:r>
           </w:p>
         </w:tc>
@@ -3447,9 +3247,8 @@
                 <w:bCs w:val="false"/>
                 <w:sz w:val="22"/>
                 <w:szCs w:val="22"/>
-                <w:highlight w:val="yellow"/>
-              </w:rPr>
-              <w:t xml:space="preserve">[Бағалау ережесіне не қосылды?]</w:t>
+              </w:rPr>
+              <w:t xml:space="preserve">Алғашқы нұсқада «сөзбе-сөз емес пе?» деген қадам болды, бірақ тәжірибеде мұндай қате кездеспегендіктен, оны «артық мағынаны байқа» деп өзгерттім</w:t>
             </w:r>
           </w:p>
         </w:tc>
@@ -3555,9 +3354,8 @@
                 <w:bCs w:val="false"/>
                 <w:sz w:val="22"/>
                 <w:szCs w:val="22"/>
-                <w:highlight w:val="yellow"/>
-              </w:rPr>
-              <w:t xml:space="preserve">[күні]</w:t>
+              </w:rPr>
+              <w:t xml:space="preserve">2026 ж. қазан</w:t>
             </w:r>
           </w:p>
         </w:tc>
@@ -3591,7 +3389,7 @@
                 <w:sz w:val="22"/>
                 <w:szCs w:val="22"/>
               </w:rPr>
-              <w:t xml:space="preserve">Нәтижелерді өңдеу</w:t>
+              <w:t xml:space="preserve">Жұмысты жазу және рефлексия</w:t>
             </w:r>
           </w:p>
         </w:tc>
@@ -3625,7 +3423,7 @@
                 <w:sz w:val="22"/>
                 <w:szCs w:val="22"/>
               </w:rPr>
-              <w:t xml:space="preserve">Қорытынды парағында есептеулерді тексердім, диаграммалар жасадым</w:t>
+              <w:t xml:space="preserve">Кіріспе, бөлімдер, қорытынды және рефлексия жаздым, мәтінді антиплагиаттан тексердім</w:t>
             </w:r>
           </w:p>
         </w:tc>
@@ -3659,7 +3457,7 @@
                 <w:sz w:val="22"/>
                 <w:szCs w:val="22"/>
               </w:rPr>
-              <w:t xml:space="preserve">7–11-кестелер, 4–5-суреттер</w:t>
+              <w:t xml:space="preserve">Жұмыс мәтіні, аннотация</w:t>
             </w:r>
           </w:p>
         </w:tc>
@@ -3692,9 +3490,8 @@
                 <w:bCs w:val="false"/>
                 <w:sz w:val="22"/>
                 <w:szCs w:val="22"/>
-                <w:highlight w:val="yellow"/>
-              </w:rPr>
-              <w:t xml:space="preserve">[Болжам расталды ма?]</w:t>
+              </w:rPr>
+              <w:t xml:space="preserve">Мәтінді бірнеше рет қайта оқып түзеттім</w:t>
             </w:r>
           </w:p>
         </w:tc>
@@ -3800,9 +3597,8 @@
                 <w:bCs w:val="false"/>
                 <w:sz w:val="22"/>
                 <w:szCs w:val="22"/>
-                <w:highlight w:val="yellow"/>
-              </w:rPr>
-              <w:t xml:space="preserve">[күні]</w:t>
+              </w:rPr>
+              <w:t xml:space="preserve">2026 ж. қазан</w:t>
             </w:r>
           </w:p>
         </w:tc>
@@ -3836,7 +3632,7 @@
                 <w:sz w:val="22"/>
                 <w:szCs w:val="22"/>
               </w:rPr>
-              <w:t xml:space="preserve">Жадынама жасау</w:t>
+              <w:t xml:space="preserve">Қорғауға дайындық</w:t>
             </w:r>
           </w:p>
         </w:tc>
@@ -3870,7 +3666,7 @@
                 <w:sz w:val="22"/>
                 <w:szCs w:val="22"/>
               </w:rPr>
-              <w:t xml:space="preserve">Нәтижелер бойынша 4 қадамнан тұратын жадынама құрастырдым</w:t>
+              <w:t xml:space="preserve">Көрме стенді мен қорғау сөзін дайындадым, 5–7 минутқа сыятындай жаттықтым</w:t>
             </w:r>
           </w:p>
         </w:tc>
@@ -3904,7 +3700,7 @@
                 <w:sz w:val="22"/>
                 <w:szCs w:val="22"/>
               </w:rPr>
-              <w:t xml:space="preserve">«ЖИ-ге сен, бірақ тексер» жадынамасы (В қосымшасы)</w:t>
+              <w:t xml:space="preserve">Көрме стенді, қорғау сөзі</w:t>
             </w:r>
           </w:p>
         </w:tc>
@@ -3937,520 +3733,8 @@
                 <w:bCs w:val="false"/>
                 <w:sz w:val="22"/>
                 <w:szCs w:val="22"/>
-                <w:highlight w:val="yellow"/>
-              </w:rPr>
-              <w:t xml:space="preserve">[Сыныптастар пікірі болса, жазыңыз]</w:t>
-            </w:r>
-          </w:p>
-        </w:tc>
-        <w:tc>
-          <w:tcPr>
-            <w:tcW w:type="dxa" w:w="878"/>
-            <w:tcBorders>
-              <w:top w:val="single" w:color="000000" w:sz="4"/>
-              <w:left w:val="single" w:color="000000" w:sz="4"/>
-              <w:bottom w:val="single" w:color="000000" w:sz="4"/>
-              <w:right w:val="single" w:color="000000" w:sz="4"/>
-            </w:tcBorders>
-            <w:tcMar>
-              <w:top w:type="dxa" w:w="40"/>
-              <w:left w:type="dxa" w:w="80"/>
-              <w:bottom w:type="dxa" w:w="40"/>
-              <w:right w:type="dxa" w:w="80"/>
-            </w:tcMar>
-            <w:vAlign w:val="center"/>
-          </w:tcPr>
-          <w:p>
-            <w:pPr>
-              <w:spacing w:line="240"/>
-              <w:jc w:val="center"/>
-            </w:pPr>
-            <w:r>
-              <w:rPr>
-                <w:rFonts w:ascii="Times New Roman" w:cs="Times New Roman" w:eastAsia="Times New Roman" w:hAnsi="Times New Roman"/>
-                <w:b w:val="false"/>
-                <w:bCs w:val="false"/>
-                <w:sz w:val="22"/>
-                <w:szCs w:val="22"/>
               </w:rPr>
               <w:t xml:space="preserve">–</w:t>
-            </w:r>
-          </w:p>
-        </w:tc>
-      </w:tr>
-      <w:tr>
-        <w:trPr>
-          <w:cantSplit/>
-        </w:trPr>
-        <w:tc>
-          <w:tcPr>
-            <w:tcW w:type="dxa" w:w="582"/>
-            <w:tcBorders>
-              <w:top w:val="single" w:color="000000" w:sz="4"/>
-              <w:left w:val="single" w:color="000000" w:sz="4"/>
-              <w:bottom w:val="single" w:color="000000" w:sz="4"/>
-              <w:right w:val="single" w:color="000000" w:sz="4"/>
-            </w:tcBorders>
-            <w:tcMar>
-              <w:top w:type="dxa" w:w="40"/>
-              <w:left w:type="dxa" w:w="80"/>
-              <w:bottom w:type="dxa" w:w="40"/>
-              <w:right w:type="dxa" w:w="80"/>
-            </w:tcMar>
-            <w:vAlign w:val="center"/>
-          </w:tcPr>
-          <w:p>
-            <w:pPr>
-              <w:spacing w:line="240"/>
-              <w:jc w:val="center"/>
-            </w:pPr>
-            <w:r>
-              <w:rPr>
-                <w:rFonts w:ascii="Times New Roman" w:cs="Times New Roman" w:eastAsia="Times New Roman" w:hAnsi="Times New Roman"/>
-                <w:b w:val="false"/>
-                <w:bCs w:val="false"/>
-                <w:sz w:val="22"/>
-                <w:szCs w:val="22"/>
-              </w:rPr>
-              <w:t xml:space="preserve">15</w:t>
-            </w:r>
-          </w:p>
-        </w:tc>
-        <w:tc>
-          <w:tcPr>
-            <w:tcW w:type="dxa" w:w="1311"/>
-            <w:tcBorders>
-              <w:top w:val="single" w:color="000000" w:sz="4"/>
-              <w:left w:val="single" w:color="000000" w:sz="4"/>
-              <w:bottom w:val="single" w:color="000000" w:sz="4"/>
-              <w:right w:val="single" w:color="000000" w:sz="4"/>
-            </w:tcBorders>
-            <w:tcMar>
-              <w:top w:type="dxa" w:w="40"/>
-              <w:left w:type="dxa" w:w="80"/>
-              <w:bottom w:type="dxa" w:w="40"/>
-              <w:right w:type="dxa" w:w="80"/>
-            </w:tcMar>
-            <w:vAlign w:val="center"/>
-          </w:tcPr>
-          <w:p>
-            <w:pPr>
-              <w:spacing w:line="240"/>
-              <w:jc w:val="left"/>
-            </w:pPr>
-            <w:r>
-              <w:rPr>
-                <w:rFonts w:ascii="Times New Roman" w:cs="Times New Roman" w:eastAsia="Times New Roman" w:hAnsi="Times New Roman"/>
-                <w:b w:val="false"/>
-                <w:bCs w:val="false"/>
-                <w:sz w:val="22"/>
-                <w:szCs w:val="22"/>
-                <w:highlight w:val="yellow"/>
-              </w:rPr>
-              <w:t xml:space="preserve">[күні]</w:t>
-            </w:r>
-          </w:p>
-        </w:tc>
-        <w:tc>
-          <w:tcPr>
-            <w:tcW w:type="dxa" w:w="2476"/>
-            <w:tcBorders>
-              <w:top w:val="single" w:color="000000" w:sz="4"/>
-              <w:left w:val="single" w:color="000000" w:sz="4"/>
-              <w:bottom w:val="single" w:color="000000" w:sz="4"/>
-              <w:right w:val="single" w:color="000000" w:sz="4"/>
-            </w:tcBorders>
-            <w:tcMar>
-              <w:top w:type="dxa" w:w="40"/>
-              <w:left w:type="dxa" w:w="80"/>
-              <w:bottom w:type="dxa" w:w="40"/>
-              <w:right w:type="dxa" w:w="80"/>
-            </w:tcMar>
-            <w:vAlign w:val="center"/>
-          </w:tcPr>
-          <w:p>
-            <w:pPr>
-              <w:spacing w:line="240"/>
-              <w:jc w:val="left"/>
-            </w:pPr>
-            <w:r>
-              <w:rPr>
-                <w:rFonts w:ascii="Times New Roman" w:cs="Times New Roman" w:eastAsia="Times New Roman" w:hAnsi="Times New Roman"/>
-                <w:b w:val="false"/>
-                <w:bCs w:val="false"/>
-                <w:sz w:val="22"/>
-                <w:szCs w:val="22"/>
-              </w:rPr>
-              <w:t xml:space="preserve">Жұмысты жазу және рефлексия</w:t>
-            </w:r>
-          </w:p>
-        </w:tc>
-        <w:tc>
-          <w:tcPr>
-            <w:tcW w:type="dxa" w:w="3642"/>
-            <w:tcBorders>
-              <w:top w:val="single" w:color="000000" w:sz="4"/>
-              <w:left w:val="single" w:color="000000" w:sz="4"/>
-              <w:bottom w:val="single" w:color="000000" w:sz="4"/>
-              <w:right w:val="single" w:color="000000" w:sz="4"/>
-            </w:tcBorders>
-            <w:tcMar>
-              <w:top w:type="dxa" w:w="40"/>
-              <w:left w:type="dxa" w:w="80"/>
-              <w:bottom w:type="dxa" w:w="40"/>
-              <w:right w:type="dxa" w:w="80"/>
-            </w:tcMar>
-            <w:vAlign w:val="center"/>
-          </w:tcPr>
-          <w:p>
-            <w:pPr>
-              <w:spacing w:line="240"/>
-              <w:jc w:val="left"/>
-            </w:pPr>
-            <w:r>
-              <w:rPr>
-                <w:rFonts w:ascii="Times New Roman" w:cs="Times New Roman" w:eastAsia="Times New Roman" w:hAnsi="Times New Roman"/>
-                <w:b w:val="false"/>
-                <w:bCs w:val="false"/>
-                <w:sz w:val="22"/>
-                <w:szCs w:val="22"/>
-              </w:rPr>
-              <w:t xml:space="preserve">Кіріспе, бөлімдер, қорытынды және рефлексия жаздым; антиплагиаттан тексердім</w:t>
-            </w:r>
-          </w:p>
-        </w:tc>
-        <w:tc>
-          <w:tcPr>
-            <w:tcW w:type="dxa" w:w="3059"/>
-            <w:tcBorders>
-              <w:top w:val="single" w:color="000000" w:sz="4"/>
-              <w:left w:val="single" w:color="000000" w:sz="4"/>
-              <w:bottom w:val="single" w:color="000000" w:sz="4"/>
-              <w:right w:val="single" w:color="000000" w:sz="4"/>
-            </w:tcBorders>
-            <w:tcMar>
-              <w:top w:type="dxa" w:w="40"/>
-              <w:left w:type="dxa" w:w="80"/>
-              <w:bottom w:type="dxa" w:w="40"/>
-              <w:right w:type="dxa" w:w="80"/>
-            </w:tcMar>
-            <w:vAlign w:val="center"/>
-          </w:tcPr>
-          <w:p>
-            <w:pPr>
-              <w:spacing w:line="240"/>
-              <w:jc w:val="left"/>
-            </w:pPr>
-            <w:r>
-              <w:rPr>
-                <w:rFonts w:ascii="Times New Roman" w:cs="Times New Roman" w:eastAsia="Times New Roman" w:hAnsi="Times New Roman"/>
-                <w:b w:val="false"/>
-                <w:bCs w:val="false"/>
-                <w:sz w:val="22"/>
-                <w:szCs w:val="22"/>
-              </w:rPr>
-              <w:t xml:space="preserve">Жұмыс мәтіні; бірегейлігі </w:t>
-            </w:r>
-            <w:r>
-              <w:rPr>
-                <w:rFonts w:ascii="Times New Roman" w:cs="Times New Roman" w:eastAsia="Times New Roman" w:hAnsi="Times New Roman"/>
-                <w:b w:val="false"/>
-                <w:bCs w:val="false"/>
-                <w:sz w:val="22"/>
-                <w:szCs w:val="22"/>
-                <w:highlight w:val="yellow"/>
-              </w:rPr>
-              <w:t xml:space="preserve">[___]</w:t>
-            </w:r>
-            <w:r>
-              <w:rPr>
-                <w:rFonts w:ascii="Times New Roman" w:cs="Times New Roman" w:eastAsia="Times New Roman" w:hAnsi="Times New Roman"/>
-                <w:b w:val="false"/>
-                <w:bCs w:val="false"/>
-                <w:sz w:val="22"/>
-                <w:szCs w:val="22"/>
-              </w:rPr>
-              <w:t xml:space="preserve">%</w:t>
-            </w:r>
-          </w:p>
-        </w:tc>
-        <w:tc>
-          <w:tcPr>
-            <w:tcW w:type="dxa" w:w="2622"/>
-            <w:tcBorders>
-              <w:top w:val="single" w:color="000000" w:sz="4"/>
-              <w:left w:val="single" w:color="000000" w:sz="4"/>
-              <w:bottom w:val="single" w:color="000000" w:sz="4"/>
-              <w:right w:val="single" w:color="000000" w:sz="4"/>
-            </w:tcBorders>
-            <w:tcMar>
-              <w:top w:type="dxa" w:w="40"/>
-              <w:left w:type="dxa" w:w="80"/>
-              <w:bottom w:type="dxa" w:w="40"/>
-              <w:right w:type="dxa" w:w="80"/>
-            </w:tcMar>
-            <w:vAlign w:val="center"/>
-          </w:tcPr>
-          <w:p>
-            <w:pPr>
-              <w:spacing w:line="240"/>
-              <w:jc w:val="left"/>
-            </w:pPr>
-            <w:r>
-              <w:rPr>
-                <w:rFonts w:ascii="Times New Roman" w:cs="Times New Roman" w:eastAsia="Times New Roman" w:hAnsi="Times New Roman"/>
-                <w:b w:val="false"/>
-                <w:bCs w:val="false"/>
-                <w:sz w:val="22"/>
-                <w:szCs w:val="22"/>
-                <w:highlight w:val="yellow"/>
-              </w:rPr>
-              <w:t xml:space="preserve">[Не жетілдірілді?]</w:t>
-            </w:r>
-          </w:p>
-        </w:tc>
-        <w:tc>
-          <w:tcPr>
-            <w:tcW w:type="dxa" w:w="878"/>
-            <w:tcBorders>
-              <w:top w:val="single" w:color="000000" w:sz="4"/>
-              <w:left w:val="single" w:color="000000" w:sz="4"/>
-              <w:bottom w:val="single" w:color="000000" w:sz="4"/>
-              <w:right w:val="single" w:color="000000" w:sz="4"/>
-            </w:tcBorders>
-            <w:tcMar>
-              <w:top w:type="dxa" w:w="40"/>
-              <w:left w:type="dxa" w:w="80"/>
-              <w:bottom w:type="dxa" w:w="40"/>
-              <w:right w:type="dxa" w:w="80"/>
-            </w:tcMar>
-            <w:vAlign w:val="center"/>
-          </w:tcPr>
-          <w:p>
-            <w:pPr>
-              <w:spacing w:line="240"/>
-              <w:jc w:val="center"/>
-            </w:pPr>
-            <w:r>
-              <w:rPr>
-                <w:rFonts w:ascii="Times New Roman" w:cs="Times New Roman" w:eastAsia="Times New Roman" w:hAnsi="Times New Roman"/>
-                <w:b w:val="false"/>
-                <w:bCs w:val="false"/>
-                <w:sz w:val="22"/>
-                <w:szCs w:val="22"/>
-              </w:rPr>
-              <w:t xml:space="preserve">–</w:t>
-            </w:r>
-          </w:p>
-        </w:tc>
-      </w:tr>
-      <w:tr>
-        <w:trPr>
-          <w:cantSplit/>
-        </w:trPr>
-        <w:tc>
-          <w:tcPr>
-            <w:tcW w:type="dxa" w:w="582"/>
-            <w:tcBorders>
-              <w:top w:val="single" w:color="000000" w:sz="4"/>
-              <w:left w:val="single" w:color="000000" w:sz="4"/>
-              <w:bottom w:val="single" w:color="000000" w:sz="4"/>
-              <w:right w:val="single" w:color="000000" w:sz="4"/>
-            </w:tcBorders>
-            <w:tcMar>
-              <w:top w:type="dxa" w:w="40"/>
-              <w:left w:type="dxa" w:w="80"/>
-              <w:bottom w:type="dxa" w:w="40"/>
-              <w:right w:type="dxa" w:w="80"/>
-            </w:tcMar>
-            <w:vAlign w:val="center"/>
-          </w:tcPr>
-          <w:p>
-            <w:pPr>
-              <w:spacing w:line="240"/>
-              <w:jc w:val="center"/>
-            </w:pPr>
-            <w:r>
-              <w:rPr>
-                <w:rFonts w:ascii="Times New Roman" w:cs="Times New Roman" w:eastAsia="Times New Roman" w:hAnsi="Times New Roman"/>
-                <w:b w:val="false"/>
-                <w:bCs w:val="false"/>
-                <w:sz w:val="22"/>
-                <w:szCs w:val="22"/>
-              </w:rPr>
-              <w:t xml:space="preserve">16</w:t>
-            </w:r>
-          </w:p>
-        </w:tc>
-        <w:tc>
-          <w:tcPr>
-            <w:tcW w:type="dxa" w:w="1311"/>
-            <w:tcBorders>
-              <w:top w:val="single" w:color="000000" w:sz="4"/>
-              <w:left w:val="single" w:color="000000" w:sz="4"/>
-              <w:bottom w:val="single" w:color="000000" w:sz="4"/>
-              <w:right w:val="single" w:color="000000" w:sz="4"/>
-            </w:tcBorders>
-            <w:tcMar>
-              <w:top w:type="dxa" w:w="40"/>
-              <w:left w:type="dxa" w:w="80"/>
-              <w:bottom w:type="dxa" w:w="40"/>
-              <w:right w:type="dxa" w:w="80"/>
-            </w:tcMar>
-            <w:vAlign w:val="center"/>
-          </w:tcPr>
-          <w:p>
-            <w:pPr>
-              <w:spacing w:line="240"/>
-              <w:jc w:val="left"/>
-            </w:pPr>
-            <w:r>
-              <w:rPr>
-                <w:rFonts w:ascii="Times New Roman" w:cs="Times New Roman" w:eastAsia="Times New Roman" w:hAnsi="Times New Roman"/>
-                <w:b w:val="false"/>
-                <w:bCs w:val="false"/>
-                <w:sz w:val="22"/>
-                <w:szCs w:val="22"/>
-                <w:highlight w:val="yellow"/>
-              </w:rPr>
-              <w:t xml:space="preserve">[күні]</w:t>
-            </w:r>
-          </w:p>
-        </w:tc>
-        <w:tc>
-          <w:tcPr>
-            <w:tcW w:type="dxa" w:w="2476"/>
-            <w:tcBorders>
-              <w:top w:val="single" w:color="000000" w:sz="4"/>
-              <w:left w:val="single" w:color="000000" w:sz="4"/>
-              <w:bottom w:val="single" w:color="000000" w:sz="4"/>
-              <w:right w:val="single" w:color="000000" w:sz="4"/>
-            </w:tcBorders>
-            <w:tcMar>
-              <w:top w:type="dxa" w:w="40"/>
-              <w:left w:type="dxa" w:w="80"/>
-              <w:bottom w:type="dxa" w:w="40"/>
-              <w:right w:type="dxa" w:w="80"/>
-            </w:tcMar>
-            <w:vAlign w:val="center"/>
-          </w:tcPr>
-          <w:p>
-            <w:pPr>
-              <w:spacing w:line="240"/>
-              <w:jc w:val="left"/>
-            </w:pPr>
-            <w:r>
-              <w:rPr>
-                <w:rFonts w:ascii="Times New Roman" w:cs="Times New Roman" w:eastAsia="Times New Roman" w:hAnsi="Times New Roman"/>
-                <w:b w:val="false"/>
-                <w:bCs w:val="false"/>
-                <w:sz w:val="22"/>
-                <w:szCs w:val="22"/>
-              </w:rPr>
-              <w:t xml:space="preserve">Қорғауға дайындық</w:t>
-            </w:r>
-          </w:p>
-        </w:tc>
-        <w:tc>
-          <w:tcPr>
-            <w:tcW w:type="dxa" w:w="3642"/>
-            <w:tcBorders>
-              <w:top w:val="single" w:color="000000" w:sz="4"/>
-              <w:left w:val="single" w:color="000000" w:sz="4"/>
-              <w:bottom w:val="single" w:color="000000" w:sz="4"/>
-              <w:right w:val="single" w:color="000000" w:sz="4"/>
-            </w:tcBorders>
-            <w:tcMar>
-              <w:top w:type="dxa" w:w="40"/>
-              <w:left w:type="dxa" w:w="80"/>
-              <w:bottom w:type="dxa" w:w="40"/>
-              <w:right w:type="dxa" w:w="80"/>
-            </w:tcMar>
-            <w:vAlign w:val="center"/>
-          </w:tcPr>
-          <w:p>
-            <w:pPr>
-              <w:spacing w:line="240"/>
-              <w:jc w:val="left"/>
-            </w:pPr>
-            <w:r>
-              <w:rPr>
-                <w:rFonts w:ascii="Times New Roman" w:cs="Times New Roman" w:eastAsia="Times New Roman" w:hAnsi="Times New Roman"/>
-                <w:b w:val="false"/>
-                <w:bCs w:val="false"/>
-                <w:sz w:val="22"/>
-                <w:szCs w:val="22"/>
-              </w:rPr>
-              <w:t xml:space="preserve">Стенд пен қорғау сөзін дайындадым, уақытпен жаттықтым</w:t>
-            </w:r>
-          </w:p>
-        </w:tc>
-        <w:tc>
-          <w:tcPr>
-            <w:tcW w:type="dxa" w:w="3059"/>
-            <w:tcBorders>
-              <w:top w:val="single" w:color="000000" w:sz="4"/>
-              <w:left w:val="single" w:color="000000" w:sz="4"/>
-              <w:bottom w:val="single" w:color="000000" w:sz="4"/>
-              <w:right w:val="single" w:color="000000" w:sz="4"/>
-            </w:tcBorders>
-            <w:tcMar>
-              <w:top w:type="dxa" w:w="40"/>
-              <w:left w:type="dxa" w:w="80"/>
-              <w:bottom w:type="dxa" w:w="40"/>
-              <w:right w:type="dxa" w:w="80"/>
-            </w:tcMar>
-            <w:vAlign w:val="center"/>
-          </w:tcPr>
-          <w:p>
-            <w:pPr>
-              <w:spacing w:line="240"/>
-              <w:jc w:val="left"/>
-            </w:pPr>
-            <w:r>
-              <w:rPr>
-                <w:rFonts w:ascii="Times New Roman" w:cs="Times New Roman" w:eastAsia="Times New Roman" w:hAnsi="Times New Roman"/>
-                <w:b w:val="false"/>
-                <w:bCs w:val="false"/>
-                <w:sz w:val="22"/>
-                <w:szCs w:val="22"/>
-              </w:rPr>
-              <w:t xml:space="preserve">Көрме стенді, 5–7 минуттық сөз</w:t>
-            </w:r>
-          </w:p>
-        </w:tc>
-        <w:tc>
-          <w:tcPr>
-            <w:tcW w:type="dxa" w:w="2622"/>
-            <w:tcBorders>
-              <w:top w:val="single" w:color="000000" w:sz="4"/>
-              <w:left w:val="single" w:color="000000" w:sz="4"/>
-              <w:bottom w:val="single" w:color="000000" w:sz="4"/>
-              <w:right w:val="single" w:color="000000" w:sz="4"/>
-            </w:tcBorders>
-            <w:tcMar>
-              <w:top w:type="dxa" w:w="40"/>
-              <w:left w:type="dxa" w:w="80"/>
-              <w:bottom w:type="dxa" w:w="40"/>
-              <w:right w:type="dxa" w:w="80"/>
-            </w:tcMar>
-            <w:vAlign w:val="center"/>
-          </w:tcPr>
-          <w:p>
-            <w:pPr>
-              <w:spacing w:line="240"/>
-              <w:jc w:val="left"/>
-            </w:pPr>
-            <w:r>
-              <w:rPr>
-                <w:rFonts w:ascii="Times New Roman" w:cs="Times New Roman" w:eastAsia="Times New Roman" w:hAnsi="Times New Roman"/>
-                <w:b w:val="false"/>
-                <w:bCs w:val="false"/>
-                <w:sz w:val="22"/>
-                <w:szCs w:val="22"/>
-                <w:highlight w:val="yellow"/>
-              </w:rPr>
-              <w:t xml:space="preserve">[Қиындықтар]</w:t>
             </w:r>
           </w:p>
         </w:tc>
